--- a/docs/script 복사본.docx
+++ b/docs/script 복사본.docx
@@ -58,70 +58,146 @@
           <w:sz w:val="26"/>
           <w:lang w:eastAsia="ko-KR"/>
         </w:rPr>
-        <w:t xml:space="preserve">   (0:25)</w:t>
+        <w:t xml:space="preserve">   </w:t>
       </w:r>
     </w:p>
     <w:p>
       <w:pPr>
         <w:rPr>
-          <w:lang w:eastAsia="ko-KR"/>
-        </w:rPr>
-      </w:pPr>
-      <w:r>
-        <w:rPr>
-          <w:rFonts w:cs="Apple SD Gothic Neo"/>
-          <w:lang w:eastAsia="ko-KR"/>
-        </w:rPr>
-        <w:t xml:space="preserve">안녕하세요, 5조입니다. 김지환, 김현준, </w:t>
+          <w:rFonts w:cs="Apple SD Gothic Neo"/>
+          <w:lang w:eastAsia="ko-KR"/>
+        </w:rPr>
+      </w:pPr>
+      <w:r>
+        <w:rPr>
+          <w:rFonts w:cs="Apple SD Gothic Neo"/>
+          <w:lang w:eastAsia="ko-KR"/>
+        </w:rPr>
+        <w:t>안녕하세요, 5조</w:t>
+      </w:r>
+      <w:r>
+        <w:rPr>
+          <w:rFonts w:cs="Apple SD Gothic Neo" w:hint="eastAsia"/>
+          <w:lang w:eastAsia="ko-KR"/>
+        </w:rPr>
+        <w:t>에 발표를 맡은 조인성입니다.</w:t>
+      </w:r>
+    </w:p>
+    <w:p>
+      <w:pPr>
+        <w:rPr>
+          <w:rFonts w:cs="Apple SD Gothic Neo"/>
+          <w:lang w:eastAsia="ko-KR"/>
+        </w:rPr>
+      </w:pPr>
+      <w:r>
+        <w:rPr>
+          <w:rFonts w:cs="Apple SD Gothic Neo" w:hint="eastAsia"/>
+          <w:lang w:eastAsia="ko-KR"/>
+        </w:rPr>
+        <w:t xml:space="preserve">저희 팀원분들도 그렇고 저를 포함해서, 유투브를 보고 매매할까? 혹했던 경험들 있지 </w:t>
       </w:r>
       <w:proofErr w:type="spellStart"/>
       <w:r>
         <w:rPr>
-          <w:rFonts w:cs="Apple SD Gothic Neo"/>
-          <w:lang w:eastAsia="ko-KR"/>
-        </w:rPr>
-        <w:t>오선호</w:t>
+          <w:rFonts w:cs="Apple SD Gothic Neo" w:hint="eastAsia"/>
+          <w:lang w:eastAsia="ko-KR"/>
+        </w:rPr>
+        <w:t>않으신가요</w:t>
       </w:r>
       <w:proofErr w:type="spellEnd"/>
       <w:r>
         <w:rPr>
-          <w:rFonts w:cs="Apple SD Gothic Neo"/>
-          <w:lang w:eastAsia="ko-KR"/>
-        </w:rPr>
-        <w:t xml:space="preserve">, 조인성, </w:t>
+          <w:rFonts w:cs="Apple SD Gothic Neo" w:hint="eastAsia"/>
+          <w:lang w:eastAsia="ko-KR"/>
+        </w:rPr>
+        <w:t xml:space="preserve">? 대형 </w:t>
       </w:r>
       <w:proofErr w:type="spellStart"/>
       <w:r>
         <w:rPr>
-          <w:rFonts w:cs="Apple SD Gothic Neo"/>
-          <w:lang w:eastAsia="ko-KR"/>
-        </w:rPr>
-        <w:t>채재희입니다</w:t>
+          <w:rFonts w:cs="Apple SD Gothic Neo" w:hint="eastAsia"/>
+          <w:lang w:eastAsia="ko-KR"/>
+        </w:rPr>
+        <w:t>유투버들</w:t>
       </w:r>
       <w:proofErr w:type="spellEnd"/>
       <w:r>
         <w:rPr>
-          <w:rFonts w:cs="Apple SD Gothic Neo"/>
-          <w:lang w:eastAsia="ko-KR"/>
-        </w:rPr>
-        <w:t>.</w:t>
-      </w:r>
-      <w:r>
-        <w:rPr>
-          <w:lang w:eastAsia="ko-KR"/>
-        </w:rPr>
-        <w:br/>
-      </w:r>
-      <w:r>
-        <w:rPr>
-          <w:rFonts w:cs="Apple SD Gothic Neo"/>
-          <w:lang w:eastAsia="ko-KR"/>
-        </w:rPr>
-        <w:t>저희 서비스 이름은 HINDSIGHT 입니다. 영어로 "뒤늦은 깨달음", 지나고 나서야 보이는 것이라는 뜻입니다. 유튜브 영상이 맞았는지 틀렸는지는 늘 지나고 나서야 알 수 있는데, 저희는 그 "지나고 난 뒤"</w:t>
+          <w:rFonts w:cs="Apple SD Gothic Neo" w:hint="eastAsia"/>
+          <w:lang w:eastAsia="ko-KR"/>
+        </w:rPr>
+        <w:t xml:space="preserve">, 전문가라고 지칭하는 채널들이 자극적인 제목으로 저희를 이끄는데, 그들이 업로드했던 영상들은 과연 맞았을까요? </w:t>
+      </w:r>
+    </w:p>
+    <w:p>
+      <w:pPr>
+        <w:rPr>
+          <w:rFonts w:cs="Apple SD Gothic Neo"/>
+          <w:lang w:eastAsia="ko-KR"/>
+        </w:rPr>
+      </w:pPr>
+      <w:r>
+        <w:rPr>
+          <w:rFonts w:cs="Apple SD Gothic Neo" w:hint="eastAsia"/>
+          <w:lang w:eastAsia="ko-KR"/>
+        </w:rPr>
+        <w:t xml:space="preserve">이러한 궁금증으로 </w:t>
       </w:r>
       <w:proofErr w:type="spellStart"/>
       <w:r>
         <w:rPr>
+          <w:rFonts w:cs="Apple SD Gothic Neo" w:hint="eastAsia"/>
+          <w:lang w:eastAsia="ko-KR"/>
+        </w:rPr>
+        <w:t>부터</w:t>
+      </w:r>
+      <w:proofErr w:type="spellEnd"/>
+      <w:r>
+        <w:rPr>
+          <w:rFonts w:cs="Apple SD Gothic Neo" w:hint="eastAsia"/>
+          <w:lang w:eastAsia="ko-KR"/>
+        </w:rPr>
+        <w:t xml:space="preserve"> 출발한 서비스가</w:t>
+      </w:r>
+      <w:r>
+        <w:rPr>
+          <w:rFonts w:cs="Apple SD Gothic Neo"/>
+          <w:lang w:eastAsia="ko-KR"/>
+        </w:rPr>
+        <w:t xml:space="preserve"> </w:t>
+      </w:r>
+      <w:r>
+        <w:rPr>
+          <w:rFonts w:cs="Apple SD Gothic Neo" w:hint="eastAsia"/>
+          <w:lang w:eastAsia="ko-KR"/>
+        </w:rPr>
+        <w:t>바로</w:t>
+      </w:r>
+      <w:r>
+        <w:rPr>
+          <w:rFonts w:cs="Apple SD Gothic Neo"/>
+          <w:lang w:eastAsia="ko-KR"/>
+        </w:rPr>
+        <w:t xml:space="preserve">HINDSIGHT 입니다. 영어로 "뒤늦은 깨달음", 지나고 나서야 보이는 것이라는 뜻입니다. 유튜브 영상이 맞았는지 틀렸는지는 늘 지나고 나서야 알 수 있는데, </w:t>
+      </w:r>
+      <w:r>
+        <w:rPr>
+          <w:rFonts w:cs="Apple SD Gothic Neo" w:hint="eastAsia"/>
+          <w:lang w:eastAsia="ko-KR"/>
+        </w:rPr>
+        <w:t>오늘 저희는</w:t>
+      </w:r>
+      <w:r>
+        <w:rPr>
+          <w:rFonts w:cs="Apple SD Gothic Neo"/>
+          <w:lang w:eastAsia="ko-KR"/>
+        </w:rPr>
+        <w:t xml:space="preserve"> 그 "지나고 난 뒤"</w:t>
+      </w:r>
+      <w:proofErr w:type="spellStart"/>
+      <w:r>
+        <w:rPr>
           <w:rFonts w:cs="Apple SD Gothic Neo"/>
           <w:lang w:eastAsia="ko-KR"/>
         </w:rPr>
@@ -133,7 +209,42 @@
           <w:rFonts w:cs="Apple SD Gothic Neo"/>
           <w:lang w:eastAsia="ko-KR"/>
         </w:rPr>
-        <w:t xml:space="preserve"> 1년치 모아서 미리 보여 드리려고 합니다. 질문은 하나입니다. </w:t>
+        <w:t xml:space="preserve"> 1년치 모아서  보여 드리려고 합니다. </w:t>
+      </w:r>
+    </w:p>
+    <w:p>
+      <w:pPr>
+        <w:rPr>
+          <w:lang w:eastAsia="ko-KR"/>
+        </w:rPr>
+      </w:pPr>
+      <w:r>
+        <w:rPr>
+          <w:rFonts w:cs="Apple SD Gothic Neo" w:hint="eastAsia"/>
+          <w:lang w:eastAsia="ko-KR"/>
+        </w:rPr>
+        <w:t xml:space="preserve">저희가 집중하고 해결하는 </w:t>
+      </w:r>
+      <w:r>
+        <w:rPr>
+          <w:rFonts w:cs="Apple SD Gothic Neo"/>
+          <w:lang w:eastAsia="ko-KR"/>
+        </w:rPr>
+        <w:t xml:space="preserve">질문은 </w:t>
+      </w:r>
+      <w:r>
+        <w:rPr>
+          <w:rFonts w:cs="Apple SD Gothic Neo" w:hint="eastAsia"/>
+          <w:lang w:eastAsia="ko-KR"/>
+        </w:rPr>
+        <w:t xml:space="preserve">단 </w:t>
+      </w:r>
+      <w:r>
+        <w:rPr>
+          <w:rFonts w:cs="Apple SD Gothic Neo"/>
+          <w:lang w:eastAsia="ko-KR"/>
+        </w:rPr>
+        <w:t xml:space="preserve">하나입니다. </w:t>
       </w:r>
       <w:r>
         <w:rPr>
@@ -203,25 +314,126 @@
           <w:sz w:val="26"/>
           <w:lang w:eastAsia="ko-KR"/>
         </w:rPr>
-        <w:t xml:space="preserve">   (0:20)</w:t>
+        <w:t xml:space="preserve">   </w:t>
       </w:r>
     </w:p>
     <w:p>
       <w:pPr>
         <w:rPr>
-          <w:lang w:eastAsia="ko-KR"/>
-        </w:rPr>
-      </w:pPr>
-      <w:r>
-        <w:rPr>
-          <w:rFonts w:cs="Apple SD Gothic Neo"/>
-          <w:lang w:eastAsia="ko-KR"/>
-        </w:rPr>
-        <w:t xml:space="preserve">순서는 이렇습니다. 먼저 1분 20초짜리 </w:t>
-      </w:r>
+          <w:rFonts w:cs="Apple SD Gothic Neo"/>
+          <w:lang w:eastAsia="ko-KR"/>
+        </w:rPr>
+      </w:pPr>
+      <w:r>
+        <w:rPr>
+          <w:rFonts w:cs="Apple SD Gothic Neo"/>
+          <w:lang w:eastAsia="ko-KR"/>
+        </w:rPr>
+        <w:t xml:space="preserve">순서는 이렇습니다. </w:t>
+      </w:r>
+    </w:p>
+    <w:p>
+      <w:pPr>
+        <w:rPr>
+          <w:rFonts w:cs="Apple SD Gothic Neo"/>
+          <w:lang w:eastAsia="ko-KR"/>
+        </w:rPr>
+      </w:pPr>
       <w:proofErr w:type="spellStart"/>
       <w:r>
         <w:rPr>
+          <w:rFonts w:cs="Apple SD Gothic Neo" w:hint="eastAsia"/>
+          <w:lang w:eastAsia="ko-KR"/>
+        </w:rPr>
+        <w:t>교수님께서</w:t>
+      </w:r>
+      <w:proofErr w:type="spellEnd"/>
+      <w:r>
+        <w:rPr>
+          <w:rFonts w:cs="Apple SD Gothic Neo" w:hint="eastAsia"/>
+          <w:lang w:eastAsia="ko-KR"/>
+        </w:rPr>
+        <w:t xml:space="preserve"> 강의중에 모션그래픽 </w:t>
+      </w:r>
+      <w:proofErr w:type="spellStart"/>
+      <w:r>
+        <w:rPr>
+          <w:rFonts w:cs="Apple SD Gothic Neo" w:hint="eastAsia"/>
+          <w:lang w:eastAsia="ko-KR"/>
+        </w:rPr>
+        <w:t>쇼릴을</w:t>
+      </w:r>
+      <w:proofErr w:type="spellEnd"/>
+      <w:r>
+        <w:rPr>
+          <w:rFonts w:cs="Apple SD Gothic Neo" w:hint="eastAsia"/>
+          <w:lang w:eastAsia="ko-KR"/>
+        </w:rPr>
+        <w:t xml:space="preserve"> </w:t>
+      </w:r>
+      <w:proofErr w:type="spellStart"/>
+      <w:r>
+        <w:rPr>
+          <w:rFonts w:cs="Apple SD Gothic Neo" w:hint="eastAsia"/>
+          <w:lang w:eastAsia="ko-KR"/>
+        </w:rPr>
+        <w:t>보여주신게</w:t>
+      </w:r>
+      <w:proofErr w:type="spellEnd"/>
+      <w:r>
+        <w:rPr>
+          <w:rFonts w:cs="Apple SD Gothic Neo" w:hint="eastAsia"/>
+          <w:lang w:eastAsia="ko-KR"/>
+        </w:rPr>
+        <w:t xml:space="preserve"> 인상적이기도 했고 서비스 소개와 발표에 대한 간략한 소개라고 생각하시면 </w:t>
+      </w:r>
+      <w:proofErr w:type="spellStart"/>
+      <w:r>
+        <w:rPr>
+          <w:rFonts w:cs="Apple SD Gothic Neo" w:hint="eastAsia"/>
+          <w:lang w:eastAsia="ko-KR"/>
+        </w:rPr>
+        <w:t>될거</w:t>
+      </w:r>
+      <w:proofErr w:type="spellEnd"/>
+      <w:r>
+        <w:rPr>
+          <w:rFonts w:cs="Apple SD Gothic Neo" w:hint="eastAsia"/>
+          <w:lang w:eastAsia="ko-KR"/>
+        </w:rPr>
+        <w:t xml:space="preserve"> 같아요. </w:t>
+      </w:r>
+    </w:p>
+    <w:p>
+      <w:pPr>
+        <w:rPr>
+          <w:lang w:eastAsia="ko-KR"/>
+        </w:rPr>
+      </w:pPr>
+      <w:r>
+        <w:rPr>
+          <w:rFonts w:cs="Apple SD Gothic Neo"/>
+          <w:lang w:eastAsia="ko-KR"/>
+        </w:rPr>
+        <w:t>먼저 1분 20초짜리</w:t>
+      </w:r>
+      <w:r>
+        <w:rPr>
+          <w:rFonts w:cs="Apple SD Gothic Neo" w:hint="eastAsia"/>
+          <w:lang w:eastAsia="ko-KR"/>
+        </w:rPr>
+        <w:t xml:space="preserve"> 모션그래픽</w:t>
+      </w:r>
+      <w:r>
+        <w:rPr>
+          <w:rFonts w:cs="Apple SD Gothic Neo"/>
+          <w:lang w:eastAsia="ko-KR"/>
+        </w:rPr>
+        <w:t xml:space="preserve"> </w:t>
+      </w:r>
+      <w:proofErr w:type="spellStart"/>
+      <w:r>
+        <w:rPr>
           <w:rFonts w:cs="Apple SD Gothic Neo"/>
           <w:lang w:eastAsia="ko-KR"/>
         </w:rPr>
@@ -233,7 +445,30 @@
           <w:rFonts w:cs="Apple SD Gothic Neo"/>
           <w:lang w:eastAsia="ko-KR"/>
         </w:rPr>
-        <w:t xml:space="preserve"> 서비스를 한 번 보여드리고, 왜 만들었는지, 어떤 데이터를 어디서 가져왔는지, 어떻게 돌아가는지, 그리고 결과 순입니다. 마지막에 누가 어떻게 </w:t>
+        <w:t xml:space="preserve"> 서비스를 한 번 보여드리고, 왜 만들었는지, 어떤 데이터를 어디서 가져왔는지, 어떻게 돌아가는지, 그리고 결과 순</w:t>
+      </w:r>
+      <w:r>
+        <w:rPr>
+          <w:rFonts w:cs="Apple SD Gothic Neo" w:hint="eastAsia"/>
+          <w:lang w:eastAsia="ko-KR"/>
+        </w:rPr>
+        <w:t xml:space="preserve">으로 </w:t>
+      </w:r>
+      <w:proofErr w:type="spellStart"/>
+      <w:r>
+        <w:rPr>
+          <w:rFonts w:cs="Apple SD Gothic Neo" w:hint="eastAsia"/>
+          <w:lang w:eastAsia="ko-KR"/>
+        </w:rPr>
+        <w:t>설명드리겠습니다</w:t>
+      </w:r>
+      <w:proofErr w:type="spellEnd"/>
+      <w:r>
+        <w:rPr>
+          <w:rFonts w:cs="Apple SD Gothic Neo"/>
+          <w:lang w:eastAsia="ko-KR"/>
+        </w:rPr>
+        <w:t xml:space="preserve">. 마지막에 누가 어떻게 </w:t>
       </w:r>
       <w:proofErr w:type="spellStart"/>
       <w:r>
@@ -271,6 +506,7 @@
           <w:sz w:val="40"/>
           <w:lang w:eastAsia="ko-KR"/>
         </w:rPr>
+        <w:lastRenderedPageBreak/>
         <w:t xml:space="preserve">3  </w:t>
       </w:r>
       <w:proofErr w:type="spellStart"/>
@@ -292,138 +528,7 @@
           <w:sz w:val="26"/>
           <w:lang w:eastAsia="ko-KR"/>
         </w:rPr>
-        <w:t xml:space="preserve">   (1:20)</w:t>
-      </w:r>
-    </w:p>
-    <w:p>
-      <w:pPr>
-        <w:rPr>
-          <w:lang w:eastAsia="ko-KR"/>
-        </w:rPr>
-      </w:pPr>
-      <w:r>
-        <w:rPr>
-          <w:rFonts w:cs="Apple SD Gothic Neo"/>
-          <w:i/>
-          <w:color w:val="6B7280"/>
-          <w:sz w:val="23"/>
-          <w:lang w:eastAsia="ko-KR"/>
-        </w:rPr>
-        <w:t>[→ 누르면 자동 재생. 끝나면 멈춘다. Space 멈춤 · R 처음부터. 재생 중에는 말하지 않거나, 장면마다 한 마디만]</w:t>
-      </w:r>
-    </w:p>
-    <w:p>
-      <w:pPr>
-        <w:pStyle w:val="a0"/>
-        <w:spacing w:after="60" w:line="336" w:lineRule="auto"/>
-        <w:rPr>
-          <w:lang w:eastAsia="ko-KR"/>
-        </w:rPr>
-      </w:pPr>
-      <w:r>
-        <w:rPr>
-          <w:rFonts w:cs="Apple SD Gothic Neo"/>
-          <w:lang w:eastAsia="ko-KR"/>
-        </w:rPr>
-        <w:t>훅 장면: "이런 제목, 다들 보신 적 있으시죠."</w:t>
-      </w:r>
-    </w:p>
-    <w:p>
-      <w:pPr>
-        <w:pStyle w:val="a0"/>
-        <w:spacing w:after="60" w:line="336" w:lineRule="auto"/>
-        <w:rPr>
-          <w:lang w:eastAsia="ko-KR"/>
-        </w:rPr>
-      </w:pPr>
-      <w:r>
-        <w:rPr>
-          <w:rFonts w:cs="Apple SD Gothic Neo"/>
-          <w:lang w:eastAsia="ko-KR"/>
-        </w:rPr>
-        <w:t>수집: "채널 51개, 1년치 영상 4만 5천 편."</w:t>
-      </w:r>
-    </w:p>
-    <w:p>
-      <w:pPr>
-        <w:pStyle w:val="a0"/>
-        <w:spacing w:after="60" w:line="336" w:lineRule="auto"/>
-        <w:rPr>
-          <w:lang w:eastAsia="ko-KR"/>
-        </w:rPr>
-      </w:pPr>
-      <w:r>
-        <w:rPr>
-          <w:rFonts w:cs="Apple SD Gothic Neo"/>
-          <w:lang w:eastAsia="ko-KR"/>
-        </w:rPr>
-        <w:t>매칭: "제목에서 종목과 말투를 읽습니다."</w:t>
-      </w:r>
-    </w:p>
-    <w:p>
-      <w:pPr>
-        <w:pStyle w:val="a0"/>
-        <w:spacing w:after="60" w:line="336" w:lineRule="auto"/>
-        <w:rPr>
-          <w:lang w:eastAsia="ko-KR"/>
-        </w:rPr>
-      </w:pPr>
-      <w:r>
-        <w:rPr>
-          <w:rFonts w:cs="Apple SD Gothic Neo"/>
-          <w:lang w:eastAsia="ko-KR"/>
-        </w:rPr>
-        <w:t>측정: "언급 다음 거래일부터 5, 20, 60일."</w:t>
-      </w:r>
-    </w:p>
-    <w:p>
-      <w:pPr>
-        <w:pStyle w:val="a0"/>
-        <w:spacing w:after="60" w:line="336" w:lineRule="auto"/>
-        <w:rPr>
-          <w:lang w:eastAsia="ko-KR"/>
-        </w:rPr>
-      </w:pPr>
-      <w:r>
-        <w:rPr>
-          <w:rFonts w:cs="Apple SD Gothic Neo"/>
-          <w:lang w:eastAsia="ko-KR"/>
-        </w:rPr>
-        <w:t>결과: "평균은 내렸습니다."</w:t>
-      </w:r>
-    </w:p>
-    <w:p>
-      <w:pPr>
-        <w:pStyle w:val="a0"/>
-        <w:spacing w:after="60" w:line="336" w:lineRule="auto"/>
-        <w:rPr>
-          <w:lang w:eastAsia="ko-KR"/>
-        </w:rPr>
-      </w:pPr>
-      <w:r>
-        <w:rPr>
-          <w:rFonts w:cs="Apple SD Gothic Neo"/>
-          <w:lang w:eastAsia="ko-KR"/>
-        </w:rPr>
-        <w:lastRenderedPageBreak/>
-        <w:t>아키텍처·요청 흐름: "수업에서 배운 구성 그대로입니다. 화면 → API → DB."</w:t>
-      </w:r>
-    </w:p>
-    <w:p>
-      <w:pPr>
-        <w:rPr>
-          <w:lang w:eastAsia="ko-KR"/>
-        </w:rPr>
-      </w:pPr>
-      <w:r>
-        <w:rPr>
-          <w:rFonts w:cs="Apple SD Gothic Neo"/>
-          <w:i/>
-          <w:color w:val="6B7280"/>
-          <w:sz w:val="23"/>
-          <w:lang w:eastAsia="ko-KR"/>
-        </w:rPr>
-        <w:t>[끝나면 →]</w:t>
+        <w:t xml:space="preserve">   </w:t>
       </w:r>
     </w:p>
     <w:p>
@@ -464,63 +569,97 @@
           <w:sz w:val="26"/>
           <w:lang w:eastAsia="ko-KR"/>
         </w:rPr>
-        <w:t xml:space="preserve">   (0:40)</w:t>
+        <w:t xml:space="preserve">   </w:t>
       </w:r>
     </w:p>
     <w:p>
       <w:pPr>
         <w:rPr>
-          <w:lang w:eastAsia="ko-KR"/>
-        </w:rPr>
-      </w:pPr>
-      <w:r>
-        <w:rPr>
-          <w:rFonts w:cs="Apple SD Gothic Neo"/>
-          <w:i/>
-          <w:color w:val="6B7280"/>
-          <w:sz w:val="23"/>
-          <w:lang w:eastAsia="ko-KR"/>
-        </w:rPr>
-        <w:t>[그림 두 장 가리키며]</w:t>
-      </w:r>
-      <w:r>
-        <w:rPr>
-          <w:rFonts w:cs="Apple SD Gothic Neo"/>
-          <w:lang w:eastAsia="ko-KR"/>
-        </w:rPr>
-        <w:t xml:space="preserve"> 왼쪽은 "역시 </w:t>
+          <w:rFonts w:cs="Apple SD Gothic Neo" w:hint="eastAsia"/>
+          <w:lang w:eastAsia="ko-KR"/>
+        </w:rPr>
+      </w:pPr>
+      <w:r>
+        <w:rPr>
+          <w:rFonts w:cs="Apple SD Gothic Neo" w:hint="eastAsia"/>
+          <w:lang w:eastAsia="ko-KR"/>
+        </w:rPr>
+        <w:t>아까 첫 슬라이드에서 언급한 것처럼, 해당 서비스를 만든 이유는 경제 주식 전문관련 유투브 채널의 긍정적 전망에 대해 적중률을 확인하고자입니다.</w:t>
+      </w:r>
+    </w:p>
+    <w:p>
+      <w:pPr>
+        <w:rPr>
+          <w:rFonts w:hint="eastAsia"/>
+          <w:lang w:eastAsia="ko-KR"/>
+        </w:rPr>
+      </w:pPr>
+      <w:r>
+        <w:rPr>
+          <w:rFonts w:cs="Apple SD Gothic Neo"/>
+          <w:lang w:eastAsia="ko-KR"/>
+        </w:rPr>
+        <w:t xml:space="preserve">애널리스트 리포트 적중률을 보여주는 서비스는 있지만, 유튜브는 </w:t>
       </w:r>
       <w:proofErr w:type="spellStart"/>
       <w:r>
         <w:rPr>
-          <w:rFonts w:cs="Apple SD Gothic Neo"/>
-          <w:lang w:eastAsia="ko-KR"/>
-        </w:rPr>
-        <w:t>유튜버</w:t>
+          <w:rFonts w:cs="Apple SD Gothic Neo" w:hint="eastAsia"/>
+          <w:lang w:eastAsia="ko-KR"/>
+        </w:rPr>
+        <w:t>없는것으로</w:t>
       </w:r>
       <w:proofErr w:type="spellEnd"/>
       <w:r>
         <w:rPr>
-          <w:rFonts w:cs="Apple SD Gothic Neo"/>
-          <w:lang w:eastAsia="ko-KR"/>
-        </w:rPr>
-        <w:t xml:space="preserve"> 말이 맞았어", 오른쪽은 "다음엔 잘되겠지". "지금이 매수 타이밍"이라는 영상을 수십만 명이 봅니다. 맞으면 기억되고, 틀리면 잊힙니다. </w:t>
-      </w:r>
-      <w:r>
-        <w:rPr>
-          <w:rFonts w:cs="Apple SD Gothic Neo"/>
-          <w:b/>
-          <w:color w:val="1E5EFF"/>
-          <w:lang w:eastAsia="ko-KR"/>
-        </w:rPr>
-        <w:t>[→]</w:t>
-      </w:r>
-      <w:r>
-        <w:rPr>
-          <w:rFonts w:cs="Apple SD Gothic Neo"/>
-          <w:lang w:eastAsia="ko-KR"/>
-        </w:rPr>
-        <w:t xml:space="preserve"> 그래서 그 뒤에 어떻게 됐는지는 아무도 세지 않습니다. 애널리스트 리포트 적중률을 보여주는 서비스는 있지만, 유튜브는 빠져 있습니다. 저희는 그걸 셌습니다.</w:t>
+          <w:rFonts w:cs="Apple SD Gothic Neo" w:hint="eastAsia"/>
+          <w:lang w:eastAsia="ko-KR"/>
+        </w:rPr>
+        <w:t xml:space="preserve"> 알고 있습니다</w:t>
+      </w:r>
+      <w:r>
+        <w:rPr>
+          <w:rFonts w:cs="Apple SD Gothic Neo"/>
+          <w:lang w:eastAsia="ko-KR"/>
+        </w:rPr>
+        <w:t xml:space="preserve">. </w:t>
+      </w:r>
+      <w:r>
+        <w:rPr>
+          <w:rFonts w:cs="Apple SD Gothic Neo" w:hint="eastAsia"/>
+          <w:lang w:eastAsia="ko-KR"/>
+        </w:rPr>
+        <w:t xml:space="preserve">그래서 </w:t>
+      </w:r>
+      <w:r>
+        <w:rPr>
+          <w:rFonts w:cs="Apple SD Gothic Neo"/>
+          <w:lang w:eastAsia="ko-KR"/>
+        </w:rPr>
+        <w:t xml:space="preserve">저희는 </w:t>
+      </w:r>
+      <w:r>
+        <w:rPr>
+          <w:rFonts w:cs="Apple SD Gothic Neo" w:hint="eastAsia"/>
+          <w:lang w:eastAsia="ko-KR"/>
+        </w:rPr>
+        <w:t xml:space="preserve">공개된 데이터를 활용하고 정제하여 오늘 그 결과를 </w:t>
+      </w:r>
+      <w:proofErr w:type="spellStart"/>
+      <w:r>
+        <w:rPr>
+          <w:rFonts w:cs="Apple SD Gothic Neo" w:hint="eastAsia"/>
+          <w:lang w:eastAsia="ko-KR"/>
+        </w:rPr>
+        <w:t>보여드리고자합니다</w:t>
+      </w:r>
+      <w:proofErr w:type="spellEnd"/>
+      <w:r>
+        <w:rPr>
+          <w:rFonts w:cs="Apple SD Gothic Neo" w:hint="eastAsia"/>
+          <w:lang w:eastAsia="ko-KR"/>
+        </w:rPr>
+        <w:t>.</w:t>
       </w:r>
     </w:p>
     <w:p>
@@ -561,7 +700,7 @@
           <w:sz w:val="26"/>
           <w:lang w:eastAsia="ko-KR"/>
         </w:rPr>
-        <w:t xml:space="preserve">   (0:50)</w:t>
+        <w:t xml:space="preserve">   </w:t>
       </w:r>
     </w:p>
     <w:p>
@@ -572,10 +711,17 @@
       </w:pPr>
       <w:r>
         <w:rPr>
-          <w:rFonts w:cs="Apple SD Gothic Neo"/>
-          <w:lang w:eastAsia="ko-KR"/>
-        </w:rPr>
-        <w:t xml:space="preserve">답은 단순합니다. "오른다"고 한 영상 하나하나를 </w:t>
+          <w:rFonts w:cs="Apple SD Gothic Neo" w:hint="eastAsia"/>
+          <w:lang w:eastAsia="ko-KR"/>
+        </w:rPr>
+        <w:t>그래서 저희는</w:t>
+      </w:r>
+      <w:r>
+        <w:rPr>
+          <w:rFonts w:cs="Apple SD Gothic Neo"/>
+          <w:lang w:eastAsia="ko-KR"/>
+        </w:rPr>
+        <w:t xml:space="preserve"> "오른다"고 한 영상 하나하나를 </w:t>
       </w:r>
       <w:r>
         <w:rPr>
@@ -591,24 +737,7 @@
           <w:rFonts w:cs="Apple SD Gothic Neo"/>
           <w:lang w:eastAsia="ko-KR"/>
         </w:rPr>
-        <w:t xml:space="preserve">으로 보고, 그 뒤 주가를 전부 셉니다. </w:t>
-      </w:r>
-      <w:r>
-        <w:rPr>
-          <w:rFonts w:cs="Apple SD Gothic Neo"/>
-          <w:i/>
-          <w:color w:val="6B7280"/>
-          <w:sz w:val="23"/>
-          <w:lang w:eastAsia="ko-KR"/>
-        </w:rPr>
-        <w:t>[흐름 가리키며]</w:t>
-      </w:r>
-      <w:r>
-        <w:rPr>
-          <w:rFonts w:cs="Apple SD Gothic Neo"/>
-          <w:lang w:eastAsia="ko-KR"/>
-        </w:rPr>
-        <w:t xml:space="preserve"> 유튜브 제목에서 종목과 말투를 읽고, 시세와 공시를 붙이고, 5·20·60거래일 뒤 수익률을 같은 기간 시장과 비교합니다.</w:t>
+        <w:t>으로 보고, 그 뒤 주가를 전부 셉니다. 유튜브 제목에서 종목과 말투를 읽고, 시세와 공시를 붙이고, 5·20·60거래일 뒤 수익률을 같은 기간 시장과 비교합니다.</w:t>
       </w:r>
     </w:p>
     <w:p>
@@ -620,122 +749,9 @@
       <w:r>
         <w:rPr>
           <w:rFonts w:cs="Apple SD Gothic Neo"/>
-          <w:b/>
-          <w:color w:val="1E5EFF"/>
-          <w:lang w:eastAsia="ko-KR"/>
-        </w:rPr>
-        <w:t>[→]</w:t>
-      </w:r>
-      <w:r>
-        <w:rPr>
-          <w:rFonts w:cs="Apple SD Gothic Neo"/>
-          <w:lang w:eastAsia="ko-KR"/>
-        </w:rPr>
-        <w:t xml:space="preserve"> </w:t>
-      </w:r>
-      <w:r>
-        <w:rPr>
-          <w:rFonts w:cs="Apple SD Gothic Neo"/>
-          <w:i/>
-          <w:color w:val="6B7280"/>
-          <w:sz w:val="23"/>
-          <w:lang w:eastAsia="ko-KR"/>
-        </w:rPr>
-        <w:t>[숫자 가리키며]</w:t>
-      </w:r>
-      <w:r>
-        <w:rPr>
-          <w:rFonts w:cs="Apple SD Gothic Neo"/>
-          <w:lang w:eastAsia="ko-KR"/>
-        </w:rPr>
-        <w:t xml:space="preserve"> 채널 </w:t>
-      </w:r>
-      <w:r>
-        <w:rPr>
-          <w:rFonts w:cs="Apple SD Gothic Neo"/>
-          <w:b/>
-          <w:color w:val="1E5EFF"/>
-          <w:lang w:eastAsia="ko-KR"/>
-        </w:rPr>
-        <w:t>51개</w:t>
-      </w:r>
-      <w:r>
-        <w:rPr>
-          <w:rFonts w:cs="Apple SD Gothic Neo"/>
-          <w:lang w:eastAsia="ko-KR"/>
-        </w:rPr>
-        <w:t xml:space="preserve">, 1년치 영상 </w:t>
-      </w:r>
-      <w:r>
-        <w:rPr>
-          <w:rFonts w:cs="Apple SD Gothic Neo"/>
-          <w:b/>
-          <w:color w:val="1E5EFF"/>
-          <w:lang w:eastAsia="ko-KR"/>
-        </w:rPr>
-        <w:t>4만 5,660편</w:t>
-      </w:r>
-      <w:r>
-        <w:rPr>
-          <w:rFonts w:cs="Apple SD Gothic Neo"/>
-          <w:lang w:eastAsia="ko-KR"/>
-        </w:rPr>
-        <w:t xml:space="preserve">. 전체 언급 5만 건 중 "오른다·급등·매수·기회" 같은 말이 있는 </w:t>
-      </w:r>
-      <w:r>
-        <w:rPr>
-          <w:rFonts w:cs="Apple SD Gothic Neo"/>
-          <w:b/>
-          <w:color w:val="1E5EFF"/>
-          <w:lang w:eastAsia="ko-KR"/>
-        </w:rPr>
-        <w:t>낙관 언급 1만 9천 건</w:t>
-      </w:r>
-      <w:r>
-        <w:rPr>
-          <w:rFonts w:cs="Apple SD Gothic Neo"/>
-          <w:lang w:eastAsia="ko-KR"/>
-        </w:rPr>
-        <w:t xml:space="preserve">만 쓰고, 그중 20거래일이 지나 수익률이 나온 </w:t>
-      </w:r>
-      <w:r>
-        <w:rPr>
-          <w:rFonts w:cs="Apple SD Gothic Neo"/>
-          <w:b/>
-          <w:color w:val="1E5EFF"/>
-          <w:lang w:eastAsia="ko-KR"/>
-        </w:rPr>
-        <w:t>1만 3,611건</w:t>
-      </w:r>
-      <w:r>
-        <w:rPr>
-          <w:rFonts w:cs="Apple SD Gothic Neo"/>
-          <w:lang w:eastAsia="ko-KR"/>
-        </w:rPr>
-        <w:t>이 오늘 숫자의 표본입니다. 하락·조심이 더 많은 제목, 이미 지난 일만 말하는 제목은 뺍니다.</w:t>
-      </w:r>
-    </w:p>
-    <w:p>
-      <w:pPr>
-        <w:rPr>
-          <w:lang w:eastAsia="ko-KR"/>
-        </w:rPr>
-      </w:pPr>
-      <w:r>
-        <w:rPr>
-          <w:rFonts w:cs="Apple SD Gothic Neo"/>
-          <w:b/>
-          <w:color w:val="1E5EFF"/>
-          <w:lang w:eastAsia="ko-KR"/>
-        </w:rPr>
-        <w:t>[→]</w:t>
-      </w:r>
-      <w:r>
-        <w:rPr>
-          <w:rFonts w:cs="Apple SD Gothic Neo"/>
-          <w:lang w:eastAsia="ko-KR"/>
-        </w:rPr>
-        <w:t xml:space="preserve"> 화면은 다섯 개입니다. 홈은 지금 뜨는 종목, "언급 뒤에"는 전체 성적표, 채널은 누가 맞았나, 종목은 주가 위에 언급 시점, 데이터는 출처와 가공입니다. 화면은 API </w:t>
+          <w:lang w:eastAsia="ko-KR"/>
+        </w:rPr>
+        <w:t xml:space="preserve">화면은 다섯 개입니다. 홈은 지금 뜨는 종목, "언급 뒤에"는 전체 성적표, 채널은 누가 맞았나, 종목은 주가 위에 언급 시점, 데이터는 출처와 가공입니다. 화면은 API </w:t>
       </w:r>
       <w:proofErr w:type="spellStart"/>
       <w:r>
@@ -792,10 +808,15 @@
           <w:sz w:val="26"/>
           <w:lang w:eastAsia="ko-KR"/>
         </w:rPr>
-        <w:t xml:space="preserve">   (0:50)</w:t>
+        <w:t xml:space="preserve">   </w:t>
       </w:r>
     </w:p>
     <w:p>
+      <w:pPr>
+        <w:rPr>
+          <w:lang w:eastAsia="ko-KR"/>
+        </w:rPr>
+      </w:pPr>
       <w:r>
         <w:rPr>
           <w:rFonts w:cs="Apple SD Gothic Neo"/>
@@ -809,48 +830,9 @@
           <w:i/>
           <w:color w:val="6B7280"/>
           <w:sz w:val="23"/>
-        </w:rPr>
-        <w:t>[</w:t>
-      </w:r>
-      <w:proofErr w:type="spellStart"/>
-      <w:r>
-        <w:rPr>
-          <w:rFonts w:cs="Apple SD Gothic Neo"/>
-          <w:i/>
-          <w:color w:val="6B7280"/>
-          <w:sz w:val="23"/>
-        </w:rPr>
-        <w:t>카드</w:t>
-      </w:r>
-      <w:proofErr w:type="spellEnd"/>
-      <w:r>
-        <w:rPr>
-          <w:rFonts w:cs="Apple SD Gothic Neo"/>
-          <w:i/>
-          <w:color w:val="6B7280"/>
-          <w:sz w:val="23"/>
-        </w:rPr>
-        <w:t xml:space="preserve"> </w:t>
-      </w:r>
-      <w:proofErr w:type="spellStart"/>
-      <w:r>
-        <w:rPr>
-          <w:rFonts w:cs="Apple SD Gothic Neo"/>
-          <w:i/>
-          <w:color w:val="6B7280"/>
-          <w:sz w:val="23"/>
-        </w:rPr>
-        <w:t>순서대로</w:t>
-      </w:r>
-      <w:proofErr w:type="spellEnd"/>
-      <w:r>
-        <w:rPr>
-          <w:rFonts w:cs="Apple SD Gothic Neo"/>
-          <w:i/>
-          <w:color w:val="6B7280"/>
-          <w:sz w:val="23"/>
-        </w:rPr>
-        <w:t>]</w:t>
+          <w:lang w:eastAsia="ko-KR"/>
+        </w:rPr>
+        <w:t>[카드 순서대로]</w:t>
       </w:r>
     </w:p>
     <w:p>
@@ -893,7 +875,6 @@
           <w:color w:val="1E5EFF"/>
           <w:lang w:eastAsia="ko-KR"/>
         </w:rPr>
-        <w:lastRenderedPageBreak/>
         <w:t>DART 기업코드</w:t>
       </w:r>
       <w:r>
@@ -981,6 +962,7 @@
           <w:b/>
           <w:color w:val="1E5EFF"/>
         </w:rPr>
+        <w:lastRenderedPageBreak/>
         <w:t>업비트</w:t>
       </w:r>
       <w:r>
@@ -1233,7 +1215,6 @@
           <w:sz w:val="23"/>
           <w:lang w:eastAsia="ko-KR"/>
         </w:rPr>
-        <w:lastRenderedPageBreak/>
         <w:t>[숫자 읽는 법 — 질문 대비]</w:t>
       </w:r>
       <w:r>
@@ -1330,6 +1311,7 @@
           <w:color w:val="1E5EFF"/>
           <w:lang w:eastAsia="ko-KR"/>
         </w:rPr>
+        <w:lastRenderedPageBreak/>
         <w:t>13,611건</w:t>
       </w:r>
       <w:r>
@@ -1621,15 +1603,7 @@
           <w:rFonts w:cs="Apple SD Gothic Neo"/>
           <w:lang w:eastAsia="ko-KR"/>
         </w:rPr>
-        <w:t xml:space="preserve"> 백엔드는 서비스 4개로 나뉩니다. market-data(사전·시세·공시), youtube(채널·영상), mentions(제목→종목·논조), stats(수익률·랭킹). 각자 자기 스키마와 OpenAPI 명세를 갖고, 서로는 REST 로만 부릅니다. 명세를 먼저 쓰고 CI 가 Spectral·oasdiff 로 </w:t>
-      </w:r>
-      <w:r>
-        <w:rPr>
-          <w:rFonts w:cs="Apple SD Gothic Neo"/>
-          <w:lang w:eastAsia="ko-KR"/>
-        </w:rPr>
-        <w:lastRenderedPageBreak/>
-        <w:t>지킵니다. 다만 무료 Render 가 512MB 라 한 프로세스에 네 앱을 마운트했고, Swagger 도 /docs 하나에 합쳤습니다. 분리 배포로 되돌릴 수 있는 구조입니다.</w:t>
+        <w:t xml:space="preserve"> 백엔드는 서비스 4개로 나뉩니다. market-data(사전·시세·공시), youtube(채널·영상), mentions(제목→종목·논조), stats(수익률·랭킹). 각자 자기 스키마와 OpenAPI 명세를 갖고, 서로는 REST 로만 부릅니다. 명세를 먼저 쓰고 CI 가 Spectral·oasdiff 로 지킵니다. 다만 무료 Render 가 512MB 라 한 프로세스에 네 앱을 마운트했고, Swagger 도 /docs 하나에 합쳤습니다. 분리 배포로 되돌릴 수 있는 구조입니다.</w:t>
       </w:r>
     </w:p>
     <w:p>
@@ -1675,6 +1649,7 @@
           <w:sz w:val="40"/>
           <w:lang w:eastAsia="ko-KR"/>
         </w:rPr>
+        <w:lastRenderedPageBreak/>
         <w:t xml:space="preserve">10  </w:t>
       </w:r>
       <w:r>
@@ -2060,7 +2035,6 @@
           <w:rFonts w:cs="Apple SD Gothic Neo"/>
           <w:lang w:eastAsia="ko-KR"/>
         </w:rPr>
-        <w:lastRenderedPageBreak/>
         <w:t>Supabase 연결 15개 한도 — 엔진당 풀 1개, 15분 넘는 배치는 백그라운드 + 상태 폴링.</w:t>
       </w:r>
     </w:p>
@@ -2112,6 +2086,7 @@
           <w:sz w:val="30"/>
           <w:lang w:eastAsia="ko-KR"/>
         </w:rPr>
+        <w:lastRenderedPageBreak/>
         <w:t>11장 보충 — 여섯 가지를 쉽게 (질문 나오면)</w:t>
       </w:r>
     </w:p>
@@ -2230,7 +2205,6 @@
           <w:color w:val="1E5EFF"/>
           <w:lang w:eastAsia="ko-KR"/>
         </w:rPr>
-        <w:lastRenderedPageBreak/>
         <w:t>5.  공공데이터포털 "미등록 키"</w:t>
       </w:r>
       <w:r>
@@ -2285,6 +2259,7 @@
           <w:sz w:val="40"/>
           <w:lang w:eastAsia="ko-KR"/>
         </w:rPr>
+        <w:lastRenderedPageBreak/>
         <w:t xml:space="preserve">12  </w:t>
       </w:r>
       <w:r>
@@ -2613,7 +2588,6 @@
           <w:sz w:val="40"/>
           <w:lang w:eastAsia="ko-KR"/>
         </w:rPr>
-        <w:lastRenderedPageBreak/>
         <w:t xml:space="preserve">14  </w:t>
       </w:r>
       <w:r>
@@ -2775,6 +2749,7 @@
           <w:color w:val="1E5EFF"/>
           <w:lang w:eastAsia="ko-KR"/>
         </w:rPr>
+        <w:lastRenderedPageBreak/>
         <w:t>5.  26%</w:t>
       </w:r>
       <w:r>
@@ -3038,7 +3013,6 @@
           <w:sz w:val="40"/>
           <w:lang w:eastAsia="ko-KR"/>
         </w:rPr>
-        <w:lastRenderedPageBreak/>
         <w:t xml:space="preserve">16  </w:t>
       </w:r>
       <w:r>
@@ -3148,6 +3122,7 @@
           <w:sz w:val="40"/>
           <w:lang w:eastAsia="ko-KR"/>
         </w:rPr>
+        <w:lastRenderedPageBreak/>
         <w:t xml:space="preserve">17  </w:t>
       </w:r>
       <w:r>
